--- a/History/chapters/34 - The Digital Leap - Computers, Networks, and a Connected World.docx
+++ b/History/chapters/34 - The Digital Leap - Computers, Networks, and a Connected World.docx
@@ -42,15 +42,15 @@
         <w:spacing w:after="200"/>
       </w:pPr>
       <w:r>
-        <w:t xml:space="preserve">Alan Turing's wartime codebreaking work at Bletchley Park in the early 1940s, aimed at cracking Germany's Enigma cipher, produced some of the first purpose-built computing machines in history, alongside a theoretical framework for computation that outlasted the war by decades.</w:t>
-      </w:r>
-    </w:p>
-    <w:p>
-      <w:pPr>
-        <w:spacing w:after="200"/>
-      </w:pPr>
-      <w:r>
-        <w:t xml:space="preserve">The transistor, invented at Bell Labs in 1947, replaced the bulky, failure-prone vacuum tube and made a smaller, faster, and dramatically cheaper computer possible. The integrated circuit followed by the late 1950s, packing multiple transistors onto a single chip, and Gordon Moore's 1965 observation that the number of transistors on a chip was roughly doubling every two years held, with adjustments, for decades, a compounding rate of improvement with no real precedent among the physical technologies covered earlier in this book.</w:t>
+        <w:t xml:space="preserve">The war made the theory into machinery. At Bletchley Park, Alan Turing, whose 1936 paper had already defined what a computing machine could do in principle, designed the electromechanical Bombes that broke Germany's Enigma traffic, and the engineer Tommy Flowers built Colossus, the first programmable electronic digital computer, to read the German high command's Lorenz cipher.</w:t>
+      </w:r>
+    </w:p>
+    <w:p>
+      <w:pPr>
+        <w:spacing w:after="200"/>
+      </w:pPr>
+      <w:r>
+        <w:t xml:space="preserve">The transistor, invented at Bell Labs in 1947, replaced the bulky, failure-prone vacuum tube and made a smaller, faster, and dramatically cheaper computer possible. The integrated circuit followed by the late 1950s, packing multiple transistors onto a single chip, and Gordon Moore's 1965 observation that the number of components on a chip was doubling every year, revised in 1975 to every two years, held, with adjustments, for decades, a compounding rate of improvement with no real precedent among the physical technologies covered earlier in this book.</w:t>
       </w:r>
     </w:p>
     <w:p>
@@ -87,18 +87,6 @@
           <w:iCs/>
         </w:rPr>
         <w:t xml:space="preserve">One of the era's most quoted corporate mottos was, for several years, “move fast and break things.” The things broken were not specified in advance, and turned out, on inspection, to include several elections.</w:t>
-      </w:r>
-    </w:p>
-    <w:p>
-      <w:pPr>
-        <w:spacing w:after="200"/>
-      </w:pPr>
-      <w:r>
-        <w:rPr>
-          <w:i/>
-          <w:iCs/>
-        </w:rPr>
-        <w:t xml:space="preserve">“Dolphins would like it on the record,” dolphin scholars remarked, “that we invented a form of instantaneous, planet-spanning communication several million years ago and have, to date, used it to sell precisely nobody a single advertisement.”</w:t>
       </w:r>
     </w:p>
     <w:p>
